--- a/windows/docs/user/VisionEval-Workbench-2.0-Windows-User-Guide.docx
+++ b/windows/docs/user/VisionEval-Workbench-2.0-Windows-User-Guide.docx
@@ -3815,7 +3815,7 @@
     </w:p>
     <w:p>
       <w:r>
-        <w:t>A 9 × 9 matrix creates 81 cases, 81 serialized execution waves, and takes about 15 hours under the current planning assumption. A future verified container or cloud execution engine could support parallel cases, but parallel execution is not available in Windows 2.0 and is not promised for a particular release.</w:t>
+        <w:t>A 9 × 9 matrix creates 81 cases and 81 serialized execution waves. Workbench estimates elapsed time and retained storage from comparable completed runs on this computer when available; early estimates are provisional. It also shows installed and currently available RAM and free space on the selected workspace drive. A future verified container or cloud execution engine could support parallel cases, but parallel execution is not available in Windows 2.0 and is not promised for a particular release.</w:t>
       </w:r>
     </w:p>
     <w:p>
